--- a/BA/Part 2_Requirements Classification-20260912/Done/AI/Artifacts/1. Requirements Classification_VNS.docx
+++ b/BA/Part 2_Requirements Classification-20260912/Done/AI/Artifacts/1. Requirements Classification_VNS.docx
@@ -149,7 +149,7 @@
           <w:sz w:val="28"/>
           <w:shd w:fill="auto" w:val="clear"/>
         </w:rPr>
-        <w:t xml:space="preserve">Bring course content, deadlines and grades into a single university-owned platform, so that the legacy VNS (Moodle) stops being the only place students check</w:t>
+        <w:t xml:space="preserve">Bring course content, deadlines and grades into a single university-owned platform, so that the legacy VNS (Moodle) is completely replaced and students no longer need to check it</w:t>
       </w:r>
     </w:p>
     <w:p>
@@ -182,7 +182,7 @@
           <w:sz w:val="28"/>
           <w:shd w:fill="auto" w:val="clear"/>
         </w:rPr>
-        <w:t xml:space="preserve">Move course communication out of Telegram and WhatsApp into the platform, so that questions, answers and announcements stay searchable and tied to their course.</w:t>
+        <w:t xml:space="preserve">Move course communication out of Telegram and Discord into the platform, so that questions, answers and announcements stay searchable and tied to their course.</w:t>
       </w:r>
     </w:p>
     <w:p>
@@ -394,7 +394,7 @@
           <w:sz w:val="28"/>
           <w:shd w:fill="auto" w:val="clear"/>
         </w:rPr>
-        <w:t xml:space="preserve">1) Functional (5):</w:t>
+        <w:t xml:space="preserve">1) Functional (6):</w:t>
       </w:r>
     </w:p>
     <w:p>
@@ -427,7 +427,7 @@
           <w:sz w:val="28"/>
           <w:shd w:fill="auto" w:val="clear"/>
         </w:rPr>
-        <w:t xml:space="preserve">Student should be able to register and sign in through the dean's registry import (student card number </w:t>
+        <w:t xml:space="preserve">Student should be able to register with the student card number from the dean's registry import (the number is checked against the registry, then the student sets a username, password and email, and the email is confirmed), receiving role and group assignment automatically from the registry, and afterwards sign in using only the username and password.</w:t>
       </w:r>
       <w:r>
         <w:rPr>
@@ -438,18 +438,18 @@
           <w:sz w:val="28"/>
           <w:shd w:fill="auto" w:val="clear"/>
         </w:rPr>
-        <w:t xml:space="preserve">→</w:t>
-      </w:r>
-      <w:r>
-        <w:rPr>
-          <w:rFonts w:ascii="Cambria" w:hAnsi="Cambria" w:cs="Cambria" w:eastAsia="Cambria"/>
-          <w:color w:val="auto"/>
-          <w:spacing w:val="0"/>
-          <w:position w:val="0"/>
-          <w:sz w:val="28"/>
-          <w:shd w:fill="auto" w:val="clear"/>
-        </w:rPr>
-        <w:t xml:space="preserve"> email + password), receiving role and group assignment automatically.</w:t>
+        <w:t xml:space="preserve"/>
+      </w:r>
+      <w:r>
+        <w:rPr>
+          <w:rFonts w:ascii="Cambria" w:hAnsi="Cambria" w:cs="Cambria" w:eastAsia="Cambria"/>
+          <w:color w:val="auto"/>
+          <w:spacing w:val="0"/>
+          <w:position w:val="0"/>
+          <w:sz w:val="28"/>
+          <w:shd w:fill="auto" w:val="clear"/>
+        </w:rPr>
+        <w:t xml:space="preserve"/>
       </w:r>
     </w:p>
     <w:p>
@@ -482,7 +482,7 @@
           <w:sz w:val="28"/>
           <w:shd w:fill="auto" w:val="clear"/>
         </w:rPr>
-        <w:t xml:space="preserve">Student should be able to see the schedule, deadlines and grades, with a grade forecast showing earned, achieved-for-graded-work and maximum points instead of the misleading average.</w:t>
+        <w:t xml:space="preserve">Student should be able to see the schedule, deadlines and grades, with a grade forecast showing earned, achieved-for-graded-work and maximum points instead of the misleading average, a "what do I need for grade X" simulator, and reminders 72, 24 and 3 hours before an unsubmitted deadline.</w:t>
       </w:r>
     </w:p>
     <w:p>
@@ -515,7 +515,7 @@
           <w:sz w:val="28"/>
           <w:shd w:fill="auto" w:val="clear"/>
         </w:rPr>
-        <w:t xml:space="preserve">Every course + group should automatically get a communication space with channels (#announcements, #questions, #module-N, #lab-N) supporting real-time messaging, threads, mentions and file sharing.</w:t>
+        <w:t xml:space="preserve">Every course + group should automatically get a communication space with channels (#announcements, #general, #questions with accepted answers, #module-N, #lab-N) supporting real-time messaging, threads, mentions and file sharing.</w:t>
       </w:r>
     </w:p>
     <w:p>
@@ -581,7 +581,40 @@
           <w:sz w:val="28"/>
           <w:shd w:fill="auto" w:val="clear"/>
         </w:rPr>
-        <w:t xml:space="preserve">Student should be able to ask the AI assistant for a summary, a quiz, flashcards or an answer, always grounded in the course materials and always linked to its sources.</w:t>
+        <w:t xml:space="preserve">Student should be able to ask the AI assistant for a summary, a quiz, flashcards or an answer, always grounded in the course materials and linked to its sources, answering "not found in the course materials" when nothing relevant exists, and following the AI mode set by the lecturer.</w:t>
+      </w:r>
+    </w:p>
+    <w:p>
+      <w:pPr>
+        <w:numPr>
+          <w:ilvl w:val="0"/>
+          <w:numId w:val="6"/>
+        </w:numPr>
+        <w:tabs>
+          <w:tab w:val="left" w:pos="360" w:leader="none"/>
+        </w:tabs>
+        <w:spacing w:before="0" w:after="200" w:line="276"/>
+        <w:ind w:right="0" w:left="360" w:hanging="360"/>
+        <w:jc w:val="left"/>
+        <w:rPr>
+          <w:rFonts w:ascii="Cambria" w:hAnsi="Cambria" w:cs="Cambria" w:eastAsia="Cambria"/>
+          <w:color w:val="auto"/>
+          <w:spacing w:val="0"/>
+          <w:position w:val="0"/>
+          <w:sz w:val="22"/>
+          <w:shd w:fill="auto" w:val="clear"/>
+        </w:rPr>
+      </w:pPr>
+      <w:r>
+        <w:rPr>
+          <w:rFonts w:ascii="Cambria" w:hAnsi="Cambria" w:cs="Cambria" w:eastAsia="Cambria"/>
+          <w:color w:val="auto"/>
+          <w:spacing w:val="0"/>
+          <w:position w:val="0"/>
+          <w:sz w:val="28"/>
+          <w:shd w:fill="auto" w:val="clear"/>
+        </w:rPr>
+        <w:t xml:space="preserve">Lecturer should be able to see activity analytics per group (who is falling behind, who has not logged in), and the administrator should be able to get course and student statistics for semester reports.</w:t>
       </w:r>
     </w:p>
     <w:p>
@@ -831,7 +864,7 @@
           <w:sz w:val="28"/>
           <w:shd w:fill="auto" w:val="clear"/>
         </w:rPr>
-        <w:t xml:space="preserve">Users of the old VNS must be migrated and onboarded: import of the student and lecturer registry, courses and grade history before the pilot starts, plus short in-app guides and a help section for the new features.</w:t>
+        <w:t xml:space="preserve">Users and learning resources of the old VNS must be carried over and users onboarded: the existing openEQUELLA repository used by the Moodle-based VNS is transferred once (items, files and metadata) into the new platform's own database so that course materials are preserved, and the student and lecturer registry is imported from the dean's CSV, both before the pilot starts, plus short in-app guides and a help section for the new features.</w:t>
       </w:r>
     </w:p>
     <w:p>
@@ -984,7 +1017,7 @@
           <w:sz w:val="28"/>
           <w:shd w:fill="auto" w:val="clear"/>
         </w:rPr>
-        <w:t xml:space="preserve">The team decided on 22/09/2026 to build a custom backend with no Moodle integration, so all course, group and grade data must be imported and maintained inside the product itself.</w:t>
+        <w:t xml:space="preserve">The team decided on 22/09/2026 to build a custom backend with no ongoing Moodle integration (only the one-time openEQUELLA resource transfer), so all course, group and grade data must be imported or maintained inside the product itself.</w:t>
       </w:r>
     </w:p>
     <w:p>
@@ -1017,7 +1050,7 @@
           <w:sz w:val="28"/>
           <w:shd w:fill="auto" w:val="clear"/>
         </w:rPr>
-        <w:t xml:space="preserve">The project is a demonstration study case delivered by a five-person student team by 31/01/2027, under Ukrainian personal data law and academic integrity rules.</w:t>
+        <w:t xml:space="preserve">The project is a demonstration study case delivered by a six-person student team by 31/01/2027, under Ukrainian personal data law and academic integrity rules.</w:t>
       </w:r>
     </w:p>
     <w:p>

--- a/BA/Part 2_Requirements Classification-20260912/Done/AI/Artifacts/1. Requirements Classification_VNS.docx
+++ b/BA/Part 2_Requirements Classification-20260912/Done/AI/Artifacts/1. Requirements Classification_VNS.docx
@@ -394,7 +394,7 @@
           <w:sz w:val="28"/>
           <w:shd w:fill="auto" w:val="clear"/>
         </w:rPr>
-        <w:t xml:space="preserve">1) Functional (6):</w:t>
+        <w:t xml:space="preserve">1) Functional (7):</w:t>
       </w:r>
     </w:p>
     <w:p>
@@ -427,7 +427,7 @@
           <w:sz w:val="28"/>
           <w:shd w:fill="auto" w:val="clear"/>
         </w:rPr>
-        <w:t xml:space="preserve">Student should be able to register with the student card number from the dean's registry import (the number is checked against the registry, then the student sets a username, password and email, and the email is confirmed), receiving role and group assignment automatically from the registry, and afterwards sign in using only the username and password.</w:t>
+        <w:t xml:space="preserve">Student should be able to sign in with the corporate email address issued by the university and an initial password (the date of birth), which must be changed at first login; accounts, role, group and courses are created automatically from the university registry, so the student needs no separate registration and takes no part in this process.</w:t>
       </w:r>
       <w:r>
         <w:rPr>
@@ -548,6 +548,39 @@
           <w:sz w:val="28"/>
           <w:shd w:fill="auto" w:val="clear"/>
         </w:rPr>
+        <w:t xml:space="preserve">Students should be able to create and use student-only chat groups that no lecturer, administrator or other non-member can access, alongside the common course chats shared with the course lecturers; messages and files in the student-only groups must be end-to-end encrypted and completely private, while the course chats and Study Spaces are encrypted in transit and at rest and stay available to search, moderation and the AI assistant (summaries, FAQs).</w:t>
+      </w:r>
+    </w:p>
+    <w:p>
+      <w:pPr>
+        <w:numPr>
+          <w:ilvl w:val="0"/>
+          <w:numId w:val="6"/>
+        </w:numPr>
+        <w:tabs>
+          <w:tab w:val="left" w:pos="360" w:leader="none"/>
+        </w:tabs>
+        <w:spacing w:before="0" w:after="200" w:line="276"/>
+        <w:ind w:right="0" w:left="360" w:hanging="360"/>
+        <w:jc w:val="left"/>
+        <w:rPr>
+          <w:rFonts w:ascii="Cambria" w:hAnsi="Cambria" w:cs="Cambria" w:eastAsia="Cambria"/>
+          <w:color w:val="auto"/>
+          <w:spacing w:val="0"/>
+          <w:position w:val="0"/>
+          <w:sz w:val="22"/>
+          <w:shd w:fill="auto" w:val="clear"/>
+        </w:rPr>
+      </w:pPr>
+      <w:r>
+        <w:rPr>
+          <w:rFonts w:ascii="Cambria" w:hAnsi="Cambria" w:cs="Cambria" w:eastAsia="Cambria"/>
+          <w:color w:val="auto"/>
+          <w:spacing w:val="0"/>
+          <w:position w:val="0"/>
+          <w:sz w:val="28"/>
+          <w:shd w:fill="auto" w:val="clear"/>
+        </w:rPr>
         <w:t xml:space="preserve">Student should be able to create or join a Study Space around a topic and work there with shared materials and a team task board.</w:t>
       </w:r>
     </w:p>
@@ -864,7 +897,7 @@
           <w:sz w:val="28"/>
           <w:shd w:fill="auto" w:val="clear"/>
         </w:rPr>
-        <w:t xml:space="preserve">Users and learning resources of the old VNS must be carried over and users onboarded: the existing openEQUELLA repository used by the Moodle-based VNS is transferred once (items, files and metadata) into the new platform's own database so that course materials are preserved, and the student and lecturer registry is imported from the dean's CSV, both before the pilot starts, plus short in-app guides and a help section for the new features.</w:t>
+        <w:t xml:space="preserve">Users and learning resources of the old VNS must be carried over and users onboarded: the existing openEQUELLA repository used by the Moodle-based VNS is transferred once (items, files and metadata) into the new platform's own database so that course materials are preserved, and the student and lecturer accounts (corporate emails, roles, groups) and courses are loaded from the university registry, both before the pilot starts, plus short in-app guides and a help section for the new features.</w:t>
       </w:r>
     </w:p>
     <w:p>
@@ -924,7 +957,7 @@
           <w:sz w:val="28"/>
           <w:shd w:fill="auto" w:val="clear"/>
         </w:rPr>
-        <w:t xml:space="preserve">The dean's office can export a registry of students and lecturers (CSV), so registration works without any integration with Moodle.</w:t>
+        <w:t xml:space="preserve">The university registry provides students' and lecturers' corporate emails, groups and course assignments for import, so accounts and courses are created without student registration and without any integration with Moodle.</w:t>
       </w:r>
     </w:p>
     <w:p>

--- a/BA/Part 2_Requirements Classification-20260912/Done/AI/Artifacts/1. Requirements Classification_VNS.docx
+++ b/BA/Part 2_Requirements Classification-20260912/Done/AI/Artifacts/1. Requirements Classification_VNS.docx
@@ -182,7 +182,7 @@
           <w:sz w:val="28"/>
           <w:shd w:fill="auto" w:val="clear"/>
         </w:rPr>
-        <w:t xml:space="preserve">Move course communication out of Telegram and Discord into the platform, so that questions, answers and announcements stay searchable and tied to their course.</w:t>
+        <w:t>Move course communication out of WhatsApp and Discord into the platform, so that questions, answers and announcements stay searchable and tied to their course.</w:t>
       </w:r>
     </w:p>
     <w:p>
@@ -275,7 +275,7 @@
           <w:sz w:val="28"/>
           <w:shd w:fill="auto" w:val="clear"/>
         </w:rPr>
-        <w:t xml:space="preserve">Students and lecturers should have one place for materials, deadlines, grades and course communication, without switching between the VNS, Telegram and cloud drives.</w:t>
+        <w:t>Students and lecturers should have one place for materials, deadlines, grades and course communication, without switching between the VNS, messengers such as WhatsApp or Discord, and cloud drives.</w:t>
       </w:r>
     </w:p>
     <w:p>
@@ -990,7 +990,7 @@
           <w:sz w:val="28"/>
           <w:shd w:fill="auto" w:val="clear"/>
         </w:rPr>
-        <w:t xml:space="preserve">An external LLM API is available, affordable and permitted to process course materials, with shared results cached and a daily request limit per user.</w:t>
+        <w:t>An external LLM API is available and permitted to process course materials, with shared results cached and a daily request limit per user.</w:t>
       </w:r>
     </w:p>
     <w:p>
@@ -1176,7 +1176,7 @@
           <w:sz w:val="28"/>
           <w:shd w:fill="auto" w:val="clear"/>
         </w:rPr>
-        <w:t xml:space="preserve">Gamification rewards (XP, streaks, reward shop) never affect the official grade unless the lecturer explicitly enables a bonus for a course; rankings are opt-in and show only the top-10 and the user's own position.</w:t>
+        <w:t>Official grades are set only by the lecturer: the grade forecast, the AI assistant and any other platform feature can display and explain grades but never change them.</w:t>
       </w:r>
     </w:p>
   </w:body>
